--- a/Deliverables/Developer Handoff.docx
+++ b/Deliverables/Developer Handoff.docx
@@ -1207,6 +1207,55 @@
       </w:r>
       <w:r>
         <w:t>created without approval log entry containing approver, timestamp, decision, reason, and model version.</w:t>
+      </w:r>
+    </w:p>
+    <w:p>
+      <w:r>
+        <w:rPr>
+          <w:b/>
+          <w:sz w:val="24"/>
+        </w:rPr>
+        <w:t>Production Upgrade Notes</w:t>
+      </w:r>
+    </w:p>
+    <w:p>
+      <w:r>
+        <w:rPr>
+          <w:sz w:val="21"/>
+        </w:rPr>
+        <w:t>Lost demand: model observed sales as min(latent demand, available supply). Use nearby non-stockout weekday demand, promotion lift, and substitute/category behavior to impute censored days; keep observed stockout sales as a lower bound.</w:t>
+      </w:r>
+    </w:p>
+    <w:p>
+      <w:r>
+        <w:rPr>
+          <w:sz w:val="21"/>
+        </w:rPr>
+        <w:t>Container capacity: replace the supplier-grouping proxy with CBM, weight, case pack, units per carton, palletization, origin, lane, and consolidation rules. Treat container capacity as a true volume/weight constraint.</w:t>
+      </w:r>
+    </w:p>
+    <w:p>
+      <w:r>
+        <w:rPr>
+          <w:sz w:val="21"/>
+        </w:rPr>
+        <w:t>MOQ: historical minimum PO quantity is only moq_proxy. Store contractual MOQ as a governed supplier-SKU field and route MOQ overrides to planner approval.</w:t>
+      </w:r>
+    </w:p>
+    <w:p>
+      <w:r>
+        <w:rPr>
+          <w:sz w:val="21"/>
+        </w:rPr>
+        <w:t>Optimization: implement a constrained knapsack/MILP that maximizes protected margin plus service-risk reduction minus excess inventory penalty under budget, MOQ, lead-time, lifecycle, and container constraints.</w:t>
+      </w:r>
+    </w:p>
+    <w:p>
+      <w:r>
+        <w:rPr>
+          <w:sz w:val="21"/>
+        </w:rPr>
+        <w:t>Uncertainty and stockout date: replace WMAPE bands with residual-quantile intervals and calculate projected stockout date by walking daily forecast demand against available plus dated inbound inventory.</w:t>
       </w:r>
     </w:p>
     <w:sectPr>
